--- a/outputs/oversight/Oversight_Methodology.docx
+++ b/outputs/oversight/Oversight_Methodology.docx
@@ -12,9 +12,51 @@
     </w:p>
     <w:p>
       <w:pPr/>
+      <w:hyperlink r:id="rId11">
+        <w:r>
+          <w:rPr>
+            <w:color w:val="006B65"/>
+            <w:u w:val="single"/>
+          </w:rPr>
+          <w:t>Overview</w:t>
+        </w:r>
+      </w:hyperlink>
       <w:r>
-        <w:t>[Overview](../README.md) · [Research methodology](METHODOLOGY.md) · [Interview guide](INTERVIEW_GUIDE.md) · [Data contract](DATA.md)</w:t>
+        <w:t xml:space="preserve"> · </w:t>
       </w:r>
+      <w:hyperlink r:id="rId12">
+        <w:r>
+          <w:rPr>
+            <w:color w:val="006B65"/>
+            <w:u w:val="single"/>
+          </w:rPr>
+          <w:t>Research methodology</w:t>
+        </w:r>
+      </w:hyperlink>
+      <w:r>
+        <w:t xml:space="preserve"> · </w:t>
+      </w:r>
+      <w:hyperlink r:id="rId13">
+        <w:r>
+          <w:rPr>
+            <w:color w:val="006B65"/>
+            <w:u w:val="single"/>
+          </w:rPr>
+          <w:t>Interview guide</w:t>
+        </w:r>
+      </w:hyperlink>
+      <w:r>
+        <w:t xml:space="preserve"> · </w:t>
+      </w:r>
+      <w:hyperlink r:id="rId14">
+        <w:r>
+          <w:rPr>
+            <w:color w:val="006B65"/>
+            <w:u w:val="single"/>
+          </w:rPr>
+          <w:t>Data contract</w:t>
+        </w:r>
+      </w:hyperlink>
     </w:p>
     <w:p>
       <w:pPr>
@@ -33,7 +75,16 @@
     <w:p>
       <w:pPr/>
       <w:r>
-        <w:t>The question is whether specified research records and reported analytics are consistent with their declared data, accounting, and policy contract. A pass is a technical evidence-release result, not an investment recommendation, actual trading gate, institutional model validation, or certification of suitability.</w:t>
+        <w:t xml:space="preserve">The question is </w:t>
+      </w:r>
+      <w:r>
+        <w:rPr>
+          <w:b/>
+        </w:rPr>
+        <w:t>whether specified research records and reported analytics are consistent with their declared data, accounting, and policy contract</w:t>
+      </w:r>
+      <w:r>
+        <w:t>. A pass is a technical evidence-release result, not an investment recommendation, actual trading gate, institutional model validation, or certification of suitability.</w:t>
       </w:r>
     </w:p>
     <w:p>
@@ -53,7 +104,22 @@
     <w:p>
       <w:pPr/>
       <w:r>
-        <w:t>oversight_core.py does not import production portfolio, simulation, or validation functions. The separate oversight_contract.json declares the expected universe, target and initial weights, methods, client bounds, dates, configuration, tolerances, and primary source-code hashes.</w:t>
+        <w:rPr>
+          <w:rFonts w:ascii="DejaVu Sans Mono" w:hAnsi="DejaVu Sans Mono"/>
+        </w:rPr>
+        <w:t>oversight_core.py</w:t>
+      </w:r>
+      <w:r>
+        <w:t xml:space="preserve"> does not import production portfolio, simulation, or validation functions. The separate </w:t>
+      </w:r>
+      <w:r>
+        <w:rPr>
+          <w:rFonts w:ascii="DejaVu Sans Mono" w:hAnsi="DejaVu Sans Mono"/>
+        </w:rPr>
+        <w:t>oversight_contract.json</w:t>
+      </w:r>
+      <w:r>
+        <w:t xml:space="preserve"> declares the expected universe, target and initial weights, methods, client bounds, dates, configuration, tolerances, and primary source-code hashes.</w:t>
       </w:r>
     </w:p>
     <w:p>
@@ -64,48 +130,66 @@
     </w:p>
     <w:p>
       <w:pPr>
-        <w:pStyle w:val="ListBullet"/>
+        <w:ind w:left="280" w:hanging="280"/>
       </w:pPr>
+      <w:r>
+        <w:t xml:space="preserve">• </w:t>
+      </w:r>
       <w:r>
         <w:t>Builds the required security/date and account/date/method key sets.</w:t>
       </w:r>
     </w:p>
     <w:p>
       <w:pPr>
-        <w:pStyle w:val="ListBullet"/>
+        <w:ind w:left="280" w:hanging="280"/>
       </w:pPr>
+      <w:r>
+        <w:t xml:space="preserve">• </w:t>
+      </w:r>
       <w:r>
         <w:t>Propagates opening sleeve values with source total returns.</w:t>
       </w:r>
     </w:p>
     <w:p>
       <w:pPr>
-        <w:pStyle w:val="ListBullet"/>
+        <w:ind w:left="280" w:hanging="280"/>
       </w:pPr>
+      <w:r>
+        <w:t xml:space="preserve">• </w:t>
+      </w:r>
       <w:r>
         <w:t>Applies the saved trade dollar changes and recomputes costs from their notionals.</w:t>
       </w:r>
     </w:p>
     <w:p>
       <w:pPr>
-        <w:pStyle w:val="ListBullet"/>
+        <w:ind w:left="280" w:hanging="280"/>
       </w:pPr>
+      <w:r>
+        <w:t xml:space="preserve">• </w:t>
+      </w:r>
       <w:r>
         <w:t>Rebuilds account NAV, returns, benchmark, contributions, and interim drift.</w:t>
       </w:r>
     </w:p>
     <w:p>
       <w:pPr>
-        <w:pStyle w:val="ListBullet"/>
+        <w:ind w:left="280" w:hanging="280"/>
       </w:pPr>
+      <w:r>
+        <w:t xml:space="preserve">• </w:t>
+      </w:r>
       <w:r>
         <w:t>Reconstructs covariance windows and tracking errors.</w:t>
       </w:r>
     </w:p>
     <w:p>
       <w:pPr>
-        <w:pStyle w:val="ListBullet"/>
+        <w:ind w:left="280" w:hanging="280"/>
       </w:pPr>
+      <w:r>
+        <w:t xml:space="preserve">• </w:t>
+      </w:r>
       <w:r>
         <w:t>Evaluates saved records through separately versioned DuckDB SQL.</w:t>
       </w:r>
@@ -113,7 +197,25 @@
     <w:p>
       <w:pPr/>
       <w:r>
-        <w:t>It does not independently obtain a second vendor feed, prove that the declared policy is appropriate, or certify the optimizer's global solution. The risk check uses the same established sklearn.covariance.LedoitWolf library, but independently selects the window and recomputes covariance and quadratic-form TE. For the risk budget, it reconciles the saved Minimum risk allocation's recomputed TE; it does not solve a separate optimization or prove minimum-risk optimality.</w:t>
+        <w:t xml:space="preserve">It does </w:t>
+      </w:r>
+      <w:r>
+        <w:rPr>
+          <w:b/>
+        </w:rPr>
+        <w:t>not</w:t>
+      </w:r>
+      <w:r>
+        <w:t xml:space="preserve"> independently obtain a second vendor feed, prove that the declared policy is appropriate, or certify the optimizer's global solution. The risk check uses the same established </w:t>
+      </w:r>
+      <w:r>
+        <w:rPr>
+          <w:rFonts w:ascii="DejaVu Sans Mono" w:hAnsi="DejaVu Sans Mono"/>
+        </w:rPr>
+        <w:t>sklearn.covariance.LedoitWolf</w:t>
+      </w:r>
+      <w:r>
+        <w:t xml:space="preserve"> library, but independently selects the window and recomputes covariance and quadratic-form TE. For the risk budget, it reconciles the saved Minimum risk allocation's recomputed TE; it does not solve a separate optimization or prove minimum-risk optimality.</w:t>
       </w:r>
     </w:p>
     <w:p>
@@ -134,40 +236,65 @@
       <w:tblPr>
         <w:tblStyle w:val="LightShading-Accent1"/>
         <w:tblW w:type="auto" w:w="0"/>
+        <w:tblLayout w:type="fixed"/>
         <w:tblLook w:firstColumn="1" w:firstRow="1" w:lastColumn="0" w:lastRow="0" w:noHBand="0" w:noVBand="1" w:val="04A0"/>
       </w:tblPr>
       <w:tblGrid>
-        <w:gridCol w:w="3408"/>
-        <w:gridCol w:w="3408"/>
-        <w:gridCol w:w="3408"/>
+        <w:gridCol w:w="2436"/>
+        <w:gridCol w:w="4974"/>
+        <w:gridCol w:w="2741"/>
       </w:tblGrid>
       <w:tr>
+        <w:trPr>
+          <w:tblHeader/>
+        </w:trPr>
         <w:tc>
           <w:tcPr>
-            <w:tcW w:type="dxa" w:w="3408"/>
+            <w:tcW w:type="dxa" w:w="2436"/>
           </w:tcPr>
           <w:p>
+            <w:pPr>
+              <w:spacing w:after="60"/>
+            </w:pPr>
             <w:r>
+              <w:rPr>
+                <w:b/>
+                <w:sz w:val="16"/>
+              </w:rPr>
               <w:t>Input</w:t>
             </w:r>
           </w:p>
         </w:tc>
         <w:tc>
           <w:tcPr>
-            <w:tcW w:type="dxa" w:w="3408"/>
+            <w:tcW w:type="dxa" w:w="4974"/>
           </w:tcPr>
           <w:p>
+            <w:pPr>
+              <w:spacing w:after="60"/>
+            </w:pPr>
             <w:r>
+              <w:rPr>
+                <w:b/>
+                <w:sz w:val="16"/>
+              </w:rPr>
               <w:t>Location</w:t>
             </w:r>
           </w:p>
         </w:tc>
         <w:tc>
           <w:tcPr>
-            <w:tcW w:type="dxa" w:w="3408"/>
+            <w:tcW w:type="dxa" w:w="2741"/>
           </w:tcPr>
           <w:p>
+            <w:pPr>
+              <w:spacing w:after="60"/>
+            </w:pPr>
             <w:r>
+              <w:rPr>
+                <w:b/>
+                <w:sz w:val="16"/>
+              </w:rPr>
               <w:t>Required grain</w:t>
             </w:r>
           </w:p>
@@ -176,30 +303,49 @@
       <w:tr>
         <w:tc>
           <w:tcPr>
-            <w:tcW w:type="dxa" w:w="3408"/>
+            <w:tcW w:type="dxa" w:w="2436"/>
           </w:tcPr>
           <w:p>
+            <w:pPr>
+              <w:spacing w:after="60"/>
+            </w:pPr>
             <w:r>
+              <w:rPr>
+                <w:sz w:val="16"/>
+              </w:rPr>
               <w:t>Source returns</w:t>
             </w:r>
           </w:p>
         </w:tc>
         <w:tc>
           <w:tcPr>
-            <w:tcW w:type="dxa" w:w="3408"/>
+            <w:tcW w:type="dxa" w:w="4974"/>
           </w:tcPr>
           <w:p>
+            <w:pPr>
+              <w:spacing w:after="60"/>
+            </w:pPr>
             <w:r>
+              <w:rPr>
+                <w:rFonts w:ascii="DejaVu Sans Mono" w:hAnsi="DejaVu Sans Mono"/>
+                <w:sz w:val="16"/>
+              </w:rPr>
               <w:t>data/wrds/daily.csv</w:t>
             </w:r>
           </w:p>
         </w:tc>
         <w:tc>
           <w:tcPr>
-            <w:tcW w:type="dxa" w:w="3408"/>
+            <w:tcW w:type="dxa" w:w="2741"/>
           </w:tcPr>
           <w:p>
+            <w:pPr>
+              <w:spacing w:after="60"/>
+            </w:pPr>
             <w:r>
+              <w:rPr>
+                <w:sz w:val="16"/>
+              </w:rPr>
               <w:t>One date/ticker record</w:t>
             </w:r>
           </w:p>
@@ -208,30 +354,49 @@
       <w:tr>
         <w:tc>
           <w:tcPr>
-            <w:tcW w:type="dxa" w:w="3408"/>
+            <w:tcW w:type="dxa" w:w="2436"/>
           </w:tcPr>
           <w:p>
+            <w:pPr>
+              <w:spacing w:after="60"/>
+            </w:pPr>
             <w:r>
+              <w:rPr>
+                <w:sz w:val="16"/>
+              </w:rPr>
               <w:t>Reference calendar</w:t>
             </w:r>
           </w:p>
         </w:tc>
         <w:tc>
           <w:tcPr>
-            <w:tcW w:type="dxa" w:w="3408"/>
+            <w:tcW w:type="dxa" w:w="4974"/>
           </w:tcPr>
           <w:p>
+            <w:pPr>
+              <w:spacing w:after="60"/>
+            </w:pPr>
             <w:r>
+              <w:rPr>
+                <w:rFonts w:ascii="DejaVu Sans Mono" w:hAnsi="DejaVu Sans Mono"/>
+                <w:sz w:val="16"/>
+              </w:rPr>
               <w:t>data/wrds/calendar.csv</w:t>
             </w:r>
           </w:p>
         </w:tc>
         <w:tc>
           <w:tcPr>
-            <w:tcW w:type="dxa" w:w="3408"/>
+            <w:tcW w:type="dxa" w:w="2741"/>
           </w:tcPr>
           <w:p>
+            <w:pPr>
+              <w:spacing w:after="60"/>
+            </w:pPr>
             <w:r>
+              <w:rPr>
+                <w:sz w:val="16"/>
+              </w:rPr>
               <w:t>One reference trading date</w:t>
             </w:r>
           </w:p>
@@ -240,30 +405,49 @@
       <w:tr>
         <w:tc>
           <w:tcPr>
-            <w:tcW w:type="dxa" w:w="3408"/>
+            <w:tcW w:type="dxa" w:w="2436"/>
           </w:tcPr>
           <w:p>
+            <w:pPr>
+              <w:spacing w:after="60"/>
+            </w:pPr>
             <w:r>
+              <w:rPr>
+                <w:sz w:val="16"/>
+              </w:rPr>
               <w:t>Saved account performance</w:t>
             </w:r>
           </w:p>
         </w:tc>
         <w:tc>
           <w:tcPr>
-            <w:tcW w:type="dxa" w:w="3408"/>
+            <w:tcW w:type="dxa" w:w="4974"/>
           </w:tcPr>
           <w:p>
+            <w:pPr>
+              <w:spacing w:after="60"/>
+            </w:pPr>
             <w:r>
+              <w:rPr>
+                <w:rFonts w:ascii="DejaVu Sans Mono" w:hAnsi="DejaVu Sans Mono"/>
+                <w:sz w:val="16"/>
+              </w:rPr>
               <w:t>outputs/wrds_private/daily.csv</w:t>
             </w:r>
           </w:p>
         </w:tc>
         <w:tc>
           <w:tcPr>
-            <w:tcW w:type="dxa" w:w="3408"/>
+            <w:tcW w:type="dxa" w:w="2741"/>
           </w:tcPr>
           <w:p>
+            <w:pPr>
+              <w:spacing w:after="60"/>
+            </w:pPr>
             <w:r>
+              <w:rPr>
+                <w:sz w:val="16"/>
+              </w:rPr>
               <w:t>Date/client/method</w:t>
             </w:r>
           </w:p>
@@ -272,30 +456,49 @@
       <w:tr>
         <w:tc>
           <w:tcPr>
-            <w:tcW w:type="dxa" w:w="3408"/>
+            <w:tcW w:type="dxa" w:w="2436"/>
           </w:tcPr>
           <w:p>
+            <w:pPr>
+              <w:spacing w:after="60"/>
+            </w:pPr>
             <w:r>
+              <w:rPr>
+                <w:sz w:val="16"/>
+              </w:rPr>
               <w:t>Saved allocation decisions</w:t>
             </w:r>
           </w:p>
         </w:tc>
         <w:tc>
           <w:tcPr>
-            <w:tcW w:type="dxa" w:w="3408"/>
+            <w:tcW w:type="dxa" w:w="4974"/>
           </w:tcPr>
           <w:p>
+            <w:pPr>
+              <w:spacing w:after="60"/>
+            </w:pPr>
             <w:r>
+              <w:rPr>
+                <w:rFonts w:ascii="DejaVu Sans Mono" w:hAnsi="DejaVu Sans Mono"/>
+                <w:sz w:val="16"/>
+              </w:rPr>
               <w:t>outputs/wrds_private/decisions.csv</w:t>
             </w:r>
           </w:p>
         </w:tc>
         <w:tc>
           <w:tcPr>
-            <w:tcW w:type="dxa" w:w="3408"/>
+            <w:tcW w:type="dxa" w:w="2741"/>
           </w:tcPr>
           <w:p>
+            <w:pPr>
+              <w:spacing w:after="60"/>
+            </w:pPr>
             <w:r>
+              <w:rPr>
+                <w:sz w:val="16"/>
+              </w:rPr>
               <w:t>Execution date/client/method</w:t>
             </w:r>
           </w:p>
@@ -304,30 +507,49 @@
       <w:tr>
         <w:tc>
           <w:tcPr>
-            <w:tcW w:type="dxa" w:w="3408"/>
+            <w:tcW w:type="dxa" w:w="2436"/>
           </w:tcPr>
           <w:p>
+            <w:pPr>
+              <w:spacing w:after="60"/>
+            </w:pPr>
             <w:r>
+              <w:rPr>
+                <w:sz w:val="16"/>
+              </w:rPr>
               <w:t>Saved trade ledger</w:t>
             </w:r>
           </w:p>
         </w:tc>
         <w:tc>
           <w:tcPr>
-            <w:tcW w:type="dxa" w:w="3408"/>
+            <w:tcW w:type="dxa" w:w="4974"/>
           </w:tcPr>
           <w:p>
+            <w:pPr>
+              <w:spacing w:after="60"/>
+            </w:pPr>
             <w:r>
+              <w:rPr>
+                <w:rFonts w:ascii="DejaVu Sans Mono" w:hAnsi="DejaVu Sans Mono"/>
+                <w:sz w:val="16"/>
+              </w:rPr>
               <w:t>outputs/wrds_private/trades.csv</w:t>
             </w:r>
           </w:p>
         </w:tc>
         <w:tc>
           <w:tcPr>
-            <w:tcW w:type="dxa" w:w="3408"/>
+            <w:tcW w:type="dxa" w:w="2741"/>
           </w:tcPr>
           <w:p>
+            <w:pPr>
+              <w:spacing w:after="60"/>
+            </w:pPr>
             <w:r>
+              <w:rPr>
+                <w:sz w:val="16"/>
+              </w:rPr>
               <w:t>Date/client/method/ticker</w:t>
             </w:r>
           </w:p>
@@ -336,30 +558,49 @@
       <w:tr>
         <w:tc>
           <w:tcPr>
-            <w:tcW w:type="dxa" w:w="3408"/>
+            <w:tcW w:type="dxa" w:w="2436"/>
           </w:tcPr>
           <w:p>
+            <w:pPr>
+              <w:spacing w:after="60"/>
+            </w:pPr>
             <w:r>
+              <w:rPr>
+                <w:sz w:val="16"/>
+              </w:rPr>
               <w:t>Saved benchmark</w:t>
             </w:r>
           </w:p>
         </w:tc>
         <w:tc>
           <w:tcPr>
-            <w:tcW w:type="dxa" w:w="3408"/>
+            <w:tcW w:type="dxa" w:w="4974"/>
           </w:tcPr>
           <w:p>
+            <w:pPr>
+              <w:spacing w:after="60"/>
+            </w:pPr>
             <w:r>
+              <w:rPr>
+                <w:rFonts w:ascii="DejaVu Sans Mono" w:hAnsi="DejaVu Sans Mono"/>
+                <w:sz w:val="16"/>
+              </w:rPr>
               <w:t>outputs/wrds_private/benchmark.csv</w:t>
             </w:r>
           </w:p>
         </w:tc>
         <w:tc>
           <w:tcPr>
-            <w:tcW w:type="dxa" w:w="3408"/>
+            <w:tcW w:type="dxa" w:w="2741"/>
           </w:tcPr>
           <w:p>
+            <w:pPr>
+              <w:spacing w:after="60"/>
+            </w:pPr>
             <w:r>
+              <w:rPr>
+                <w:sz w:val="16"/>
+              </w:rPr>
               <w:t>One evaluation date</w:t>
             </w:r>
           </w:p>
@@ -381,13 +622,34 @@
     <w:p>
       <w:pPr/>
       <w:r>
-        <w:t>Hashing establishes byte identity, not economic correctness or redistribution rights. The source contract in [DATA.md](DATA.md) governs return fields, historical identity, calendar, and licensing.</w:t>
+        <w:t xml:space="preserve">Hashing establishes byte identity, not economic correctness or redistribution rights. The source contract in </w:t>
+      </w:r>
+      <w:hyperlink r:id="rId14">
+        <w:r>
+          <w:rPr>
+            <w:color w:val="006B65"/>
+            <w:u w:val="single"/>
+          </w:rPr>
+          <w:t>DATA.md</w:t>
+        </w:r>
+      </w:hyperlink>
+      <w:r>
+        <w:t xml:space="preserve"> governs return fields, historical identity, calendar, and licensing.</w:t>
       </w:r>
     </w:p>
     <w:p>
       <w:pPr/>
       <w:r>
-        <w:t>One explicit portability exception applies to production source-code contract pins: source text is normalized to LF line endings before hashing, so Windows CRLF and Unix LF checkouts can satisfy the same source contract. Input data, saved research files, and actual receipt file hashes remain raw-byte SHA-256 fingerprints. A normalized source pin and a raw-byte receipt hash serve different purposes and should not be compared as if they used the same preprocessing.</w:t>
+        <w:t xml:space="preserve">One explicit portability exception applies to </w:t>
+      </w:r>
+      <w:r>
+        <w:rPr>
+          <w:b/>
+        </w:rPr>
+        <w:t>production source-code contract pins</w:t>
+      </w:r>
+      <w:r>
+        <w:t>: source text is normalized to LF line endings before hashing, so Windows CRLF and Unix LF checkouts can satisfy the same source contract. Input data, saved research files, and actual receipt file hashes remain raw-byte SHA-256 fingerprints. A normalized source pin and a raw-byte receipt hash serve different purposes and should not be compared as if they used the same preprocessing.</w:t>
       </w:r>
     </w:p>
     <w:p>
@@ -419,13 +681,94 @@
     <w:p>
       <w:pPr/>
       <w:r>
-        <w:t>Representative exact identifiers include schema_*, nonnull_keys_*, unique_keys_*, valid_dates_*, finite_*, source_calendar_complete, complete_roster_*, and executed_configuration_drift. The generated receipt is the authoritative list for a particular run.</w:t>
+        <w:t xml:space="preserve">Representative exact identifiers include </w:t>
+      </w:r>
+      <w:r>
+        <w:rPr>
+          <w:rFonts w:ascii="DejaVu Sans Mono" w:hAnsi="DejaVu Sans Mono"/>
+        </w:rPr>
+        <w:t>schema_*</w:t>
+      </w:r>
+      <w:r>
+        <w:t xml:space="preserve">, </w:t>
+      </w:r>
+      <w:r>
+        <w:rPr>
+          <w:rFonts w:ascii="DejaVu Sans Mono" w:hAnsi="DejaVu Sans Mono"/>
+        </w:rPr>
+        <w:t>nonnull_keys_*</w:t>
+      </w:r>
+      <w:r>
+        <w:t xml:space="preserve">, </w:t>
+      </w:r>
+      <w:r>
+        <w:rPr>
+          <w:rFonts w:ascii="DejaVu Sans Mono" w:hAnsi="DejaVu Sans Mono"/>
+        </w:rPr>
+        <w:t>unique_keys_*</w:t>
+      </w:r>
+      <w:r>
+        <w:t xml:space="preserve">, </w:t>
+      </w:r>
+      <w:r>
+        <w:rPr>
+          <w:rFonts w:ascii="DejaVu Sans Mono" w:hAnsi="DejaVu Sans Mono"/>
+        </w:rPr>
+        <w:t>valid_dates_*</w:t>
+      </w:r>
+      <w:r>
+        <w:t xml:space="preserve">, </w:t>
+      </w:r>
+      <w:r>
+        <w:rPr>
+          <w:rFonts w:ascii="DejaVu Sans Mono" w:hAnsi="DejaVu Sans Mono"/>
+        </w:rPr>
+        <w:t>finite_*</w:t>
+      </w:r>
+      <w:r>
+        <w:t xml:space="preserve">, </w:t>
+      </w:r>
+      <w:r>
+        <w:rPr>
+          <w:rFonts w:ascii="DejaVu Sans Mono" w:hAnsi="DejaVu Sans Mono"/>
+        </w:rPr>
+        <w:t>source_calendar_complete</w:t>
+      </w:r>
+      <w:r>
+        <w:t xml:space="preserve">, </w:t>
+      </w:r>
+      <w:r>
+        <w:rPr>
+          <w:rFonts w:ascii="DejaVu Sans Mono" w:hAnsi="DejaVu Sans Mono"/>
+        </w:rPr>
+        <w:t>complete_roster_*</w:t>
+      </w:r>
+      <w:r>
+        <w:t xml:space="preserve">, and </w:t>
+      </w:r>
+      <w:r>
+        <w:rPr>
+          <w:rFonts w:ascii="DejaVu Sans Mono" w:hAnsi="DejaVu Sans Mono"/>
+        </w:rPr>
+        <w:t>executed_configuration_drift</w:t>
+      </w:r>
+      <w:r>
+        <w:t>. The generated receipt is the authoritative list for a particular run.</w:t>
       </w:r>
     </w:p>
     <w:p>
       <w:pPr/>
       <w:r>
-        <w:t>Structural failure stops the affected reconstruction. Other economic discrepancies are accumulated so a reviewer can see related failures rather than only the first residual. An unexpected validator exception becomes validator_execution = BLOCK; that generic block is not sufficient evidence that an injected domain defect was correctly diagnosed.</w:t>
+        <w:t xml:space="preserve">Structural failure stops the affected reconstruction. Other economic discrepancies are accumulated so a reviewer can see related failures rather than only the first residual. An unexpected validator exception becomes </w:t>
+      </w:r>
+      <w:r>
+        <w:rPr>
+          <w:rFonts w:ascii="DejaVu Sans Mono" w:hAnsi="DejaVu Sans Mono"/>
+        </w:rPr>
+        <w:t>validator_execution = BLOCK</w:t>
+      </w:r>
+      <w:r>
+        <w:t>; that generic block is not sufficient evidence that an injected domain defect was correctly diagnosed.</w:t>
       </w:r>
     </w:p>
     <w:p>
@@ -445,13 +788,58 @@
     <w:p>
       <w:pPr/>
       <w:r>
-        <w:t>Checks reconcile signal date, history start, history count, shrinkage value, and trade/decision timestamps. decision_chronology checks strict ordering; decision_risk_window checks the actual expected window metadata. Both are needed: “before execution” alone does not prove the correct lookback window.</w:t>
+        <w:t xml:space="preserve">Checks reconcile signal date, history start, history count, shrinkage value, and trade/decision timestamps. </w:t>
+      </w:r>
+      <w:r>
+        <w:rPr>
+          <w:rFonts w:ascii="DejaVu Sans Mono" w:hAnsi="DejaVu Sans Mono"/>
+        </w:rPr>
+        <w:t>decision_chronology</w:t>
+      </w:r>
+      <w:r>
+        <w:t xml:space="preserve"> checks strict ordering; </w:t>
+      </w:r>
+      <w:r>
+        <w:rPr>
+          <w:rFonts w:ascii="DejaVu Sans Mono" w:hAnsi="DejaVu Sans Mono"/>
+        </w:rPr>
+        <w:t>decision_risk_window</w:t>
+      </w:r>
+      <w:r>
+        <w:t xml:space="preserve"> checks the actual expected window metadata. Both are needed: “before execution” alone does not prove the correct lookback window.</w:t>
       </w:r>
     </w:p>
     <w:p>
       <w:pPr/>
       <w:r>
-        <w:t>For proposed weights w, policy b, and annualized covariance S:</w:t>
+        <w:t xml:space="preserve">For proposed weights </w:t>
+      </w:r>
+      <w:r>
+        <w:rPr>
+          <w:rFonts w:ascii="DejaVu Sans Mono" w:hAnsi="DejaVu Sans Mono"/>
+        </w:rPr>
+        <w:t>w</w:t>
+      </w:r>
+      <w:r>
+        <w:t xml:space="preserve">, policy </w:t>
+      </w:r>
+      <w:r>
+        <w:rPr>
+          <w:rFonts w:ascii="DejaVu Sans Mono" w:hAnsi="DejaVu Sans Mono"/>
+        </w:rPr>
+        <w:t>b</w:t>
+      </w:r>
+      <w:r>
+        <w:t xml:space="preserve">, and annualized covariance </w:t>
+      </w:r>
+      <w:r>
+        <w:rPr>
+          <w:rFonts w:ascii="DejaVu Sans Mono" w:hAnsi="DejaVu Sans Mono"/>
+        </w:rPr>
+        <w:t>S</w:t>
+      </w:r>
+      <w:r>
+        <w:t>:</w:t>
       </w:r>
     </w:p>
     <w:p>
@@ -460,7 +848,7 @@
       </w:pPr>
       <w:r>
         <w:rPr>
-          <w:rFonts w:ascii="Consolas" w:hAnsi="Consolas"/>
+          <w:rFonts w:ascii="DejaVu Sans Mono" w:hAnsi="DejaVu Sans Mono"/>
           <w:sz w:val="16"/>
         </w:rPr>
         <w:t>active_weights = w − b</w:t>
@@ -483,6 +871,12 @@
       </w:r>
     </w:p>
     <w:p>
+      <w:pPr/>
+      <w:r>
+        <w:t>The ex-ante reference is the fixed policy vector at the proposal. The realized tracking-error statistic instead uses earned account returns minus the independently reconstructed, monthly rebalanced and otherwise drifting benchmark returns. The evolving holdings, forecast uncertainty, legacy first-day transition, and repeated decisions mean these are different estimands. The allowance on one proposal is not a bound on the full-history realized TE difference between two implementation methods. The current checker reconciles each definition; it does not claim a formal risk-forecast calibration test.</w:t>
+      </w:r>
+    </w:p>
+    <w:p>
       <w:pPr>
         <w:pStyle w:val="Heading1"/>
       </w:pPr>
@@ -493,7 +887,43 @@
     <w:p>
       <w:pPr/>
       <w:r>
-        <w:t>The account state is total-return sleeve dollars. It is not a share, settlement, cash, or tax-lot ledger. Let h_prev be opening sleeve values, r source total returns, trade saved signed trade notionals, and c the specified per-dollar trading-cost rate.</w:t>
+        <w:t xml:space="preserve">The account state is total-return sleeve dollars. It is not a share, settlement, cash, or tax-lot ledger. Let </w:t>
+      </w:r>
+      <w:r>
+        <w:rPr>
+          <w:rFonts w:ascii="DejaVu Sans Mono" w:hAnsi="DejaVu Sans Mono"/>
+        </w:rPr>
+        <w:t>h_prev</w:t>
+      </w:r>
+      <w:r>
+        <w:t xml:space="preserve"> be opening sleeve values, </w:t>
+      </w:r>
+      <w:r>
+        <w:rPr>
+          <w:rFonts w:ascii="DejaVu Sans Mono" w:hAnsi="DejaVu Sans Mono"/>
+        </w:rPr>
+        <w:t>r</w:t>
+      </w:r>
+      <w:r>
+        <w:t xml:space="preserve"> source total returns, </w:t>
+      </w:r>
+      <w:r>
+        <w:rPr>
+          <w:rFonts w:ascii="DejaVu Sans Mono" w:hAnsi="DejaVu Sans Mono"/>
+        </w:rPr>
+        <w:t>trade</w:t>
+      </w:r>
+      <w:r>
+        <w:t xml:space="preserve"> saved signed trade notionals, and </w:t>
+      </w:r>
+      <w:r>
+        <w:rPr>
+          <w:rFonts w:ascii="DejaVu Sans Mono" w:hAnsi="DejaVu Sans Mono"/>
+        </w:rPr>
+        <w:t>c</w:t>
+      </w:r>
+      <w:r>
+        <w:t xml:space="preserve"> the specified per-dollar trading-cost rate.</w:t>
       </w:r>
     </w:p>
     <w:p>
@@ -502,7 +932,7 @@
       </w:pPr>
       <w:r>
         <w:rPr>
-          <w:rFonts w:ascii="Consolas" w:hAnsi="Consolas"/>
+          <w:rFonts w:ascii="DejaVu Sans Mono" w:hAnsi="DejaVu Sans Mono"/>
           <w:sz w:val="16"/>
         </w:rPr>
         <w:t>gain = h_prev × r</w:t>
@@ -525,7 +955,25 @@
     <w:p>
       <w:pPr/>
       <w:r>
-        <w:t>On nonrebalance dates trade = 0 and fee = 0. At an execution close the checker compares reconstructed pretrade and posttrade holdings to saved holdings, recomputed costs to saved costs, and closing weights to proposed weights. It also requires:</w:t>
+        <w:t xml:space="preserve">On nonrebalance dates </w:t>
+      </w:r>
+      <w:r>
+        <w:rPr>
+          <w:rFonts w:ascii="DejaVu Sans Mono" w:hAnsi="DejaVu Sans Mono"/>
+        </w:rPr>
+        <w:t>trade = 0</w:t>
+      </w:r>
+      <w:r>
+        <w:t xml:space="preserve"> and </w:t>
+      </w:r>
+      <w:r>
+        <w:rPr>
+          <w:rFonts w:ascii="DejaVu Sans Mono" w:hAnsi="DejaVu Sans Mono"/>
+        </w:rPr>
+        <w:t>fee = 0</w:t>
+      </w:r>
+      <w:r>
+        <w:t>. At an execution close the checker compares reconstructed pretrade and posttrade holdings to saved holdings, recomputed costs to saved costs, and closing weights to proposed weights. It also requires:</w:t>
       </w:r>
     </w:p>
     <w:p>
@@ -534,7 +982,7 @@
       </w:pPr>
       <w:r>
         <w:rPr>
-          <w:rFonts w:ascii="Consolas" w:hAnsi="Consolas"/>
+          <w:rFonts w:ascii="DejaVu Sans Mono" w:hAnsi="DejaVu Sans Mono"/>
           <w:sz w:val="16"/>
         </w:rPr>
         <w:t>sum(trade) + fee = 0</w:t>
@@ -565,7 +1013,25 @@
     <w:p>
       <w:pPr/>
       <w:r>
-        <w:t>The exact return reduction is fee / prior_NAV. A trading-cost-rate diagnostic uses fee / pretrade_NAV; gross traded fraction also uses pretrade NAV. These denominators answer different questions and are checked separately when the saved diagnostic fields exist.</w:t>
+        <w:t xml:space="preserve">The exact return reduction is </w:t>
+      </w:r>
+      <w:r>
+        <w:rPr>
+          <w:rFonts w:ascii="DejaVu Sans Mono" w:hAnsi="DejaVu Sans Mono"/>
+        </w:rPr>
+        <w:t>fee / prior_NAV</w:t>
+      </w:r>
+      <w:r>
+        <w:t xml:space="preserve">. A trading-cost-rate diagnostic uses </w:t>
+      </w:r>
+      <w:r>
+        <w:rPr>
+          <w:rFonts w:ascii="DejaVu Sans Mono" w:hAnsi="DejaVu Sans Mono"/>
+        </w:rPr>
+        <w:t>fee / pretrade_NAV</w:t>
+      </w:r>
+      <w:r>
+        <w:t>; gross traded fraction also uses pretrade NAV. These denominators answer different questions and are checked separately when the saved diagnostic fields exist.</w:t>
       </w:r>
     </w:p>
     <w:p>
@@ -594,7 +1060,7 @@
       </w:pPr>
       <w:r>
         <w:rPr>
-          <w:rFonts w:ascii="Consolas" w:hAnsi="Consolas"/>
+          <w:rFonts w:ascii="DejaVu Sans Mono" w:hAnsi="DejaVu Sans Mono"/>
           <w:sz w:val="16"/>
         </w:rPr>
         <w:t>asset_contribution[i,t] = h_prev[i,t] × r[i,t] / prior_NAV[t]</w:t>
@@ -616,7 +1082,16 @@
     <w:p>
       <w:pPr/>
       <w:r>
-        <w:t>Daily arithmetic contributions cannot simply be added to claim cumulative return. The extension uses initial-capital-scaled dollar P&amp;L:</w:t>
+        <w:t xml:space="preserve">Daily arithmetic contributions cannot simply be added to claim cumulative return. The extension uses </w:t>
+      </w:r>
+      <w:r>
+        <w:rPr>
+          <w:b/>
+        </w:rPr>
+        <w:t>initial-capital-scaled dollar P&amp;L</w:t>
+      </w:r>
+      <w:r>
+        <w:t>:</w:t>
       </w:r>
     </w:p>
     <w:p>
@@ -625,7 +1100,7 @@
       </w:pPr>
       <w:r>
         <w:rPr>
-          <w:rFonts w:ascii="Consolas" w:hAnsi="Consolas"/>
+          <w:rFonts w:ascii="DejaVu Sans Mono" w:hAnsi="DejaVu Sans Mono"/>
           <w:sz w:val="16"/>
         </w:rPr>
         <w:t>linked_portfolio_asset[i] = sum_t(h_prev[i,t] × r[i,t]) / initial_NAV</w:t>
@@ -654,7 +1129,43 @@
     <w:p>
       <w:pPr/>
       <w:r>
-        <w:t>Controls daily_asset_gross_identity, daily_net_contribution_identity, daily_active_contribution_identity, and multiperiod_*_linking test these relationships separately.</w:t>
+        <w:t xml:space="preserve">Controls </w:t>
+      </w:r>
+      <w:r>
+        <w:rPr>
+          <w:rFonts w:ascii="DejaVu Sans Mono" w:hAnsi="DejaVu Sans Mono"/>
+        </w:rPr>
+        <w:t>daily_asset_gross_identity</w:t>
+      </w:r>
+      <w:r>
+        <w:t xml:space="preserve">, </w:t>
+      </w:r>
+      <w:r>
+        <w:rPr>
+          <w:rFonts w:ascii="DejaVu Sans Mono" w:hAnsi="DejaVu Sans Mono"/>
+        </w:rPr>
+        <w:t>daily_net_contribution_identity</w:t>
+      </w:r>
+      <w:r>
+        <w:t xml:space="preserve">, </w:t>
+      </w:r>
+      <w:r>
+        <w:rPr>
+          <w:rFonts w:ascii="DejaVu Sans Mono" w:hAnsi="DejaVu Sans Mono"/>
+        </w:rPr>
+        <w:t>daily_active_contribution_identity</w:t>
+      </w:r>
+      <w:r>
+        <w:t xml:space="preserve">, and </w:t>
+      </w:r>
+      <w:r>
+        <w:rPr>
+          <w:rFonts w:ascii="DejaVu Sans Mono" w:hAnsi="DejaVu Sans Mono"/>
+        </w:rPr>
+        <w:t>multiperiod_*_linking</w:t>
+      </w:r>
+      <w:r>
+        <w:t xml:space="preserve"> test these relationships separately.</w:t>
       </w:r>
     </w:p>
     <w:p>
@@ -679,24 +1190,60 @@
     </w:p>
     <w:p>
       <w:pPr>
-        <w:pStyle w:val="ListBullet"/>
+        <w:ind w:left="280" w:hanging="280"/>
       </w:pPr>
       <w:r>
-        <w:t>sql/oversight_trade_controls.sql aggregates trade rows to date/client/method, checks position arithmetic, fee formula, self-financing, saved daily NAV/cost agreement, and missing joins to daily and decision records.</w:t>
+        <w:t xml:space="preserve">• </w:t>
+      </w:r>
+      <w:r>
+        <w:rPr>
+          <w:rFonts w:ascii="DejaVu Sans Mono" w:hAnsi="DejaVu Sans Mono"/>
+        </w:rPr>
+        <w:t>sql/oversight_trade_controls.sql</w:t>
+      </w:r>
+      <w:r>
+        <w:t xml:space="preserve"> aggregates trade rows to date/client/method, checks position arithmetic, fee formula, self-financing, saved daily NAV/cost agreement, and missing joins to daily and decision records.</w:t>
       </w:r>
     </w:p>
     <w:p>
       <w:pPr>
-        <w:pStyle w:val="ListBullet"/>
+        <w:ind w:left="280" w:hanging="280"/>
       </w:pPr>
       <w:r>
-        <w:t>sql/oversight_daily_controls.sql uses LAG(nav) partitioned by client/method, with initial capital for each first row. It reconciles NAV-implied net return, the prior-NAV cost deduction, gross/net active returns, and benchmark alignment through a left join.</w:t>
+        <w:t xml:space="preserve">• </w:t>
+      </w:r>
+      <w:r>
+        <w:rPr>
+          <w:rFonts w:ascii="DejaVu Sans Mono" w:hAnsi="DejaVu Sans Mono"/>
+        </w:rPr>
+        <w:t>sql/oversight_daily_controls.sql</w:t>
+      </w:r>
+      <w:r>
+        <w:t xml:space="preserve"> uses </w:t>
+      </w:r>
+      <w:r>
+        <w:rPr>
+          <w:rFonts w:ascii="DejaVu Sans Mono" w:hAnsi="DejaVu Sans Mono"/>
+        </w:rPr>
+        <w:t>LAG(nav)</w:t>
+      </w:r>
+      <w:r>
+        <w:t xml:space="preserve"> partitioned by client/method, with initial capital for each first row. It reconciles NAV-implied net return, the prior-NAV cost deduction, gross/net active returns, and benchmark alignment through a left join.</w:t>
       </w:r>
     </w:p>
     <w:p>
       <w:pPr/>
       <w:r>
-        <w:t>Structural key, finiteness, and coverage controls precede these queries. This matters because SUM can ignore NULLs, a one-to-many join can multiply values, and an inner join can hide unmatched dates. The SQL queries preserve unmatched records with left joins and report missing-match counts.</w:t>
+        <w:t xml:space="preserve">Structural key, finiteness, and coverage controls precede these queries. This matters because </w:t>
+      </w:r>
+      <w:r>
+        <w:rPr>
+          <w:rFonts w:ascii="DejaVu Sans Mono" w:hAnsi="DejaVu Sans Mono"/>
+        </w:rPr>
+        <w:t>SUM</w:t>
+      </w:r>
+      <w:r>
+        <w:t xml:space="preserve"> can ignore NULLs, a one-to-many join can multiply values, and an inner join can hide unmatched dates. The SQL queries preserve unmatched records with left joins and report missing-match counts.</w:t>
       </w:r>
     </w:p>
     <w:p>
@@ -723,40 +1270,65 @@
       <w:tblPr>
         <w:tblStyle w:val="LightShading-Accent1"/>
         <w:tblW w:type="auto" w:w="0"/>
+        <w:tblLayout w:type="fixed"/>
         <w:tblLook w:firstColumn="1" w:firstRow="1" w:lastColumn="0" w:lastRow="0" w:noHBand="0" w:noVBand="1" w:val="04A0"/>
       </w:tblPr>
       <w:tblGrid>
-        <w:gridCol w:w="3408"/>
-        <w:gridCol w:w="3408"/>
-        <w:gridCol w:w="3408"/>
+        <w:gridCol w:w="3384"/>
+        <w:gridCol w:w="3384"/>
+        <w:gridCol w:w="3384"/>
       </w:tblGrid>
       <w:tr>
+        <w:trPr>
+          <w:tblHeader/>
+        </w:trPr>
         <w:tc>
           <w:tcPr>
-            <w:tcW w:type="dxa" w:w="3408"/>
+            <w:tcW w:type="dxa" w:w="3384"/>
           </w:tcPr>
           <w:p>
+            <w:pPr>
+              <w:spacing w:after="60"/>
+            </w:pPr>
             <w:r>
+              <w:rPr>
+                <w:b/>
+                <w:sz w:val="16"/>
+              </w:rPr>
               <w:t>Quantity</w:t>
             </w:r>
           </w:p>
         </w:tc>
         <w:tc>
           <w:tcPr>
-            <w:tcW w:type="dxa" w:w="3408"/>
+            <w:tcW w:type="dxa" w:w="3384"/>
           </w:tcPr>
           <w:p>
+            <w:pPr>
+              <w:spacing w:after="60"/>
+            </w:pPr>
             <w:r>
+              <w:rPr>
+                <w:b/>
+                <w:sz w:val="16"/>
+              </w:rPr>
               <w:t>Tolerance</w:t>
             </w:r>
           </w:p>
         </w:tc>
         <w:tc>
           <w:tcPr>
-            <w:tcW w:type="dxa" w:w="3408"/>
+            <w:tcW w:type="dxa" w:w="3384"/>
           </w:tcPr>
           <w:p>
+            <w:pPr>
+              <w:spacing w:after="60"/>
+            </w:pPr>
             <w:r>
+              <w:rPr>
+                <w:b/>
+                <w:sz w:val="16"/>
+              </w:rPr>
               <w:t>Interpretation</w:t>
             </w:r>
           </w:p>
@@ -765,30 +1337,55 @@
       <w:tr>
         <w:tc>
           <w:tcPr>
-            <w:tcW w:type="dxa" w:w="3408"/>
+            <w:tcW w:type="dxa" w:w="3384"/>
           </w:tcPr>
           <w:p>
+            <w:pPr>
+              <w:spacing w:after="60"/>
+            </w:pPr>
             <w:r>
+              <w:rPr>
+                <w:sz w:val="16"/>
+              </w:rPr>
               <w:t>Dollar reconciliation</w:t>
             </w:r>
           </w:p>
         </w:tc>
         <w:tc>
           <w:tcPr>
-            <w:tcW w:type="dxa" w:w="3408"/>
+            <w:tcW w:type="dxa" w:w="3384"/>
           </w:tcPr>
           <w:p>
+            <w:pPr>
+              <w:spacing w:after="60"/>
+            </w:pPr>
             <w:r>
-              <w:t>1e-4 dollars</w:t>
+              <w:rPr>
+                <w:rFonts w:ascii="DejaVu Sans Mono" w:hAnsi="DejaVu Sans Mono"/>
+                <w:sz w:val="16"/>
+              </w:rPr>
+              <w:t>1e-4</w:t>
+            </w:r>
+            <w:r>
+              <w:rPr>
+                <w:sz w:val="16"/>
+              </w:rPr>
+              <w:t xml:space="preserve"> dollars</w:t>
             </w:r>
           </w:p>
         </w:tc>
         <w:tc>
           <w:tcPr>
-            <w:tcW w:type="dxa" w:w="3408"/>
+            <w:tcW w:type="dxa" w:w="3384"/>
           </w:tcPr>
           <w:p>
+            <w:pPr>
+              <w:spacing w:after="60"/>
+            </w:pPr>
             <w:r>
+              <w:rPr>
+                <w:sz w:val="16"/>
+              </w:rPr>
               <w:t>$0.0001 numerical residual, not a materiality allowance</w:t>
             </w:r>
           </w:p>
@@ -797,30 +1394,55 @@
       <w:tr>
         <w:tc>
           <w:tcPr>
-            <w:tcW w:type="dxa" w:w="3408"/>
+            <w:tcW w:type="dxa" w:w="3384"/>
           </w:tcPr>
           <w:p>
+            <w:pPr>
+              <w:spacing w:after="60"/>
+            </w:pPr>
             <w:r>
+              <w:rPr>
+                <w:sz w:val="16"/>
+              </w:rPr>
               <w:t>Return/attribution reconciliation</w:t>
             </w:r>
           </w:p>
         </w:tc>
         <w:tc>
           <w:tcPr>
-            <w:tcW w:type="dxa" w:w="3408"/>
+            <w:tcW w:type="dxa" w:w="3384"/>
           </w:tcPr>
           <w:p>
+            <w:pPr>
+              <w:spacing w:after="60"/>
+            </w:pPr>
             <w:r>
-              <w:t>1e-10 decimal return</w:t>
+              <w:rPr>
+                <w:rFonts w:ascii="DejaVu Sans Mono" w:hAnsi="DejaVu Sans Mono"/>
+                <w:sz w:val="16"/>
+              </w:rPr>
+              <w:t>1e-10</w:t>
+            </w:r>
+            <w:r>
+              <w:rPr>
+                <w:sz w:val="16"/>
+              </w:rPr>
+              <w:t xml:space="preserve"> decimal return</w:t>
             </w:r>
           </w:p>
         </w:tc>
         <w:tc>
           <w:tcPr>
-            <w:tcW w:type="dxa" w:w="3408"/>
+            <w:tcW w:type="dxa" w:w="3384"/>
           </w:tcPr>
           <w:p>
+            <w:pPr>
+              <w:spacing w:after="60"/>
+            </w:pPr>
             <w:r>
+              <w:rPr>
+                <w:sz w:val="16"/>
+              </w:rPr>
               <w:t>Much smaller than an investable basis-point difference</w:t>
             </w:r>
           </w:p>
@@ -829,30 +1451,55 @@
       <w:tr>
         <w:tc>
           <w:tcPr>
-            <w:tcW w:type="dxa" w:w="3408"/>
+            <w:tcW w:type="dxa" w:w="3384"/>
           </w:tcPr>
           <w:p>
+            <w:pPr>
+              <w:spacing w:after="60"/>
+            </w:pPr>
             <w:r>
+              <w:rPr>
+                <w:sz w:val="16"/>
+              </w:rPr>
               <w:t>Weight feasibility/drift</w:t>
             </w:r>
           </w:p>
         </w:tc>
         <w:tc>
           <w:tcPr>
-            <w:tcW w:type="dxa" w:w="3408"/>
+            <w:tcW w:type="dxa" w:w="3384"/>
           </w:tcPr>
           <w:p>
+            <w:pPr>
+              <w:spacing w:after="60"/>
+            </w:pPr>
             <w:r>
-              <w:t>2e-6 decimal weight</w:t>
+              <w:rPr>
+                <w:rFonts w:ascii="DejaVu Sans Mono" w:hAnsi="DejaVu Sans Mono"/>
+                <w:sz w:val="16"/>
+              </w:rPr>
+              <w:t>2e-6</w:t>
+            </w:r>
+            <w:r>
+              <w:rPr>
+                <w:sz w:val="16"/>
+              </w:rPr>
+              <w:t xml:space="preserve"> decimal weight</w:t>
             </w:r>
           </w:p>
         </w:tc>
         <w:tc>
           <w:tcPr>
-            <w:tcW w:type="dxa" w:w="3408"/>
+            <w:tcW w:type="dxa" w:w="3384"/>
           </w:tcPr>
           <w:p>
+            <w:pPr>
+              <w:spacing w:after="60"/>
+            </w:pPr>
             <w:r>
+              <w:rPr>
+                <w:sz w:val="16"/>
+              </w:rPr>
               <w:t>Approximately 0.0002 percentage points</w:t>
             </w:r>
           </w:p>
@@ -861,30 +1508,55 @@
       <w:tr>
         <w:tc>
           <w:tcPr>
-            <w:tcW w:type="dxa" w:w="3408"/>
+            <w:tcW w:type="dxa" w:w="3384"/>
           </w:tcPr>
           <w:p>
+            <w:pPr>
+              <w:spacing w:after="60"/>
+            </w:pPr>
             <w:r>
+              <w:rPr>
+                <w:sz w:val="16"/>
+              </w:rPr>
               <w:t>Risk-budget feasibility</w:t>
             </w:r>
           </w:p>
         </w:tc>
         <w:tc>
           <w:tcPr>
-            <w:tcW w:type="dxa" w:w="3408"/>
+            <w:tcW w:type="dxa" w:w="3384"/>
           </w:tcPr>
           <w:p>
+            <w:pPr>
+              <w:spacing w:after="60"/>
+            </w:pPr>
             <w:r>
-              <w:t>2e-6 decimal annualized TE</w:t>
+              <w:rPr>
+                <w:rFonts w:ascii="DejaVu Sans Mono" w:hAnsi="DejaVu Sans Mono"/>
+                <w:sz w:val="16"/>
+              </w:rPr>
+              <w:t>2e-6</w:t>
+            </w:r>
+            <w:r>
+              <w:rPr>
+                <w:sz w:val="16"/>
+              </w:rPr>
+              <w:t xml:space="preserve"> decimal annualized TE</w:t>
             </w:r>
           </w:p>
         </w:tc>
         <w:tc>
           <w:tcPr>
-            <w:tcW w:type="dxa" w:w="3408"/>
+            <w:tcW w:type="dxa" w:w="3384"/>
           </w:tcPr>
           <w:p>
+            <w:pPr>
+              <w:spacing w:after="60"/>
+            </w:pPr>
             <w:r>
+              <w:rPr>
+                <w:sz w:val="16"/>
+              </w:rPr>
               <w:t>Approximately 0.02 bp of annualized TE</w:t>
             </w:r>
           </w:p>
@@ -893,30 +1565,55 @@
       <w:tr>
         <w:tc>
           <w:tcPr>
-            <w:tcW w:type="dxa" w:w="3408"/>
+            <w:tcW w:type="dxa" w:w="3384"/>
           </w:tcPr>
           <w:p>
+            <w:pPr>
+              <w:spacing w:after="60"/>
+            </w:pPr>
             <w:r>
+              <w:rPr>
+                <w:sz w:val="16"/>
+              </w:rPr>
               <w:t>Risk-value reconciliation</w:t>
             </w:r>
           </w:p>
         </w:tc>
         <w:tc>
           <w:tcPr>
-            <w:tcW w:type="dxa" w:w="3408"/>
+            <w:tcW w:type="dxa" w:w="3384"/>
           </w:tcPr>
           <w:p>
+            <w:pPr>
+              <w:spacing w:after="60"/>
+            </w:pPr>
             <w:r>
-              <w:t>1e-10 decimal annualized TE</w:t>
+              <w:rPr>
+                <w:rFonts w:ascii="DejaVu Sans Mono" w:hAnsi="DejaVu Sans Mono"/>
+                <w:sz w:val="16"/>
+              </w:rPr>
+              <w:t>1e-10</w:t>
+            </w:r>
+            <w:r>
+              <w:rPr>
+                <w:sz w:val="16"/>
+              </w:rPr>
+              <w:t xml:space="preserve"> decimal annualized TE</w:t>
             </w:r>
           </w:p>
         </w:tc>
         <w:tc>
           <w:tcPr>
-            <w:tcW w:type="dxa" w:w="3408"/>
+            <w:tcW w:type="dxa" w:w="3384"/>
           </w:tcPr>
           <w:p>
+            <w:pPr>
+              <w:spacing w:after="60"/>
+            </w:pPr>
             <w:r>
+              <w:rPr>
+                <w:sz w:val="16"/>
+              </w:rPr>
               <w:t>Numerical agreement with the independent calculation</w:t>
             </w:r>
           </w:p>
@@ -926,7 +1623,25 @@
     <w:p>
       <w:pPr/>
       <w:r>
-        <w:t>Each receipt records count, maximum absolute residual, tolerance, detail, and PASS or BLOCK. Contract validation rejects negative, nonfinite, or looser-than-approved tolerances. A numerical tolerance is not permission to accept a materially wrong result. These absolute tolerances are scoped to this $1 million-initial-capital study; extension to very different account scales or numerical representations should review the tolerance policy rather than copying it without analysis.</w:t>
+        <w:t xml:space="preserve">Each receipt records count, maximum absolute residual, tolerance, detail, and </w:t>
+      </w:r>
+      <w:r>
+        <w:rPr>
+          <w:rFonts w:ascii="DejaVu Sans Mono" w:hAnsi="DejaVu Sans Mono"/>
+        </w:rPr>
+        <w:t>PASS</w:t>
+      </w:r>
+      <w:r>
+        <w:t xml:space="preserve"> or </w:t>
+      </w:r>
+      <w:r>
+        <w:rPr>
+          <w:rFonts w:ascii="DejaVu Sans Mono" w:hAnsi="DejaVu Sans Mono"/>
+        </w:rPr>
+        <w:t>BLOCK</w:t>
+      </w:r>
+      <w:r>
+        <w:t>. Contract validation rejects negative, nonfinite, or looser-than-approved tolerances. A numerical tolerance is not permission to accept a materially wrong result. These absolute tolerances are scoped to this $1 million-initial-capital study; extension to very different account scales or numerical representations should review the tolerance policy rather than copying it without analysis.</w:t>
       </w:r>
     </w:p>
     <w:p>
@@ -940,58 +1655,96 @@
     <w:p>
       <w:pPr/>
       <w:r>
-        <w:t>run_oversight.py first requires a clean baseline. It then runs five mutations separately on copies, requiring a domain-specific failed control in addition to an overall block:</w:t>
+        <w:rPr>
+          <w:rFonts w:ascii="DejaVu Sans Mono" w:hAnsi="DejaVu Sans Mono"/>
+        </w:rPr>
+        <w:t>run_oversight.py</w:t>
+      </w:r>
+      <w:r>
+        <w:t xml:space="preserve"> first requires a clean baseline. It then runs five mutations separately on copies, requiring a domain-specific failed control in addition to an overall block:</w:t>
       </w:r>
     </w:p>
     <w:tbl>
       <w:tblPr>
         <w:tblStyle w:val="LightShading-Accent1"/>
         <w:tblW w:type="auto" w:w="0"/>
+        <w:tblLayout w:type="fixed"/>
         <w:tblLook w:firstColumn="1" w:firstRow="1" w:lastColumn="0" w:lastRow="0" w:noHBand="0" w:noVBand="1" w:val="04A0"/>
       </w:tblPr>
       <w:tblGrid>
-        <w:gridCol w:w="2556"/>
-        <w:gridCol w:w="2556"/>
-        <w:gridCol w:w="2556"/>
-        <w:gridCol w:w="2556"/>
+        <w:gridCol w:w="2538"/>
+        <w:gridCol w:w="2538"/>
+        <w:gridCol w:w="2538"/>
+        <w:gridCol w:w="2538"/>
       </w:tblGrid>
       <w:tr>
+        <w:trPr>
+          <w:tblHeader/>
+        </w:trPr>
         <w:tc>
           <w:tcPr>
-            <w:tcW w:type="dxa" w:w="2556"/>
+            <w:tcW w:type="dxa" w:w="2538"/>
           </w:tcPr>
           <w:p>
+            <w:pPr>
+              <w:spacing w:after="60"/>
+            </w:pPr>
             <w:r>
+              <w:rPr>
+                <w:b/>
+                <w:sz w:val="16"/>
+              </w:rPr>
               <w:t>Case</w:t>
             </w:r>
           </w:p>
         </w:tc>
         <w:tc>
           <w:tcPr>
-            <w:tcW w:type="dxa" w:w="2556"/>
+            <w:tcW w:type="dxa" w:w="2538"/>
           </w:tcPr>
           <w:p>
+            <w:pPr>
+              <w:spacing w:after="60"/>
+            </w:pPr>
             <w:r>
+              <w:rPr>
+                <w:b/>
+                <w:sz w:val="16"/>
+              </w:rPr>
               <w:t>Deliberate mutation</w:t>
             </w:r>
           </w:p>
         </w:tc>
         <w:tc>
           <w:tcPr>
-            <w:tcW w:type="dxa" w:w="2556"/>
+            <w:tcW w:type="dxa" w:w="2538"/>
           </w:tcPr>
           <w:p>
+            <w:pPr>
+              <w:spacing w:after="60"/>
+            </w:pPr>
             <w:r>
+              <w:rPr>
+                <w:b/>
+                <w:sz w:val="16"/>
+              </w:rPr>
               <w:t>Required detector family</w:t>
             </w:r>
           </w:p>
         </w:tc>
         <w:tc>
           <w:tcPr>
-            <w:tcW w:type="dxa" w:w="2556"/>
+            <w:tcW w:type="dxa" w:w="2538"/>
           </w:tcPr>
           <w:p>
+            <w:pPr>
+              <w:spacing w:after="60"/>
+            </w:pPr>
             <w:r>
+              <w:rPr>
+                <w:b/>
+                <w:sz w:val="16"/>
+              </w:rPr>
               <w:t>Correction/retest concept</w:t>
             </w:r>
           </w:p>
@@ -1000,40 +1753,64 @@
       <w:tr>
         <w:tc>
           <w:tcPr>
-            <w:tcW w:type="dxa" w:w="2556"/>
+            <w:tcW w:type="dxa" w:w="2538"/>
           </w:tcPr>
           <w:p>
+            <w:pPr>
+              <w:spacing w:after="60"/>
+            </w:pPr>
             <w:r>
+              <w:rPr>
+                <w:sz w:val="16"/>
+              </w:rPr>
               <w:t>INC-001</w:t>
             </w:r>
           </w:p>
         </w:tc>
         <w:tc>
           <w:tcPr>
-            <w:tcW w:type="dxa" w:w="2556"/>
+            <w:tcW w:type="dxa" w:w="2538"/>
           </w:tcPr>
           <w:p>
+            <w:pPr>
+              <w:spacing w:after="60"/>
+            </w:pPr>
             <w:r>
+              <w:rPr>
+                <w:sz w:val="16"/>
+              </w:rPr>
               <w:t>Substitute ex-distribution returns for total returns</w:t>
             </w:r>
           </w:p>
         </w:tc>
         <w:tc>
           <w:tcPr>
-            <w:tcW w:type="dxa" w:w="2556"/>
+            <w:tcW w:type="dxa" w:w="2538"/>
           </w:tcPr>
           <w:p>
+            <w:pPr>
+              <w:spacing w:after="60"/>
+            </w:pPr>
             <w:r>
+              <w:rPr>
+                <w:sz w:val="16"/>
+              </w:rPr>
               <w:t>Daily return/NAV reconstruction</w:t>
             </w:r>
           </w:p>
         </w:tc>
         <w:tc>
           <w:tcPr>
-            <w:tcW w:type="dxa" w:w="2556"/>
+            <w:tcW w:type="dxa" w:w="2538"/>
           </w:tcPr>
           <w:p>
+            <w:pPr>
+              <w:spacing w:after="60"/>
+            </w:pPr>
             <w:r>
+              <w:rPr>
+                <w:sz w:val="16"/>
+              </w:rPr>
               <w:t>Restore the declared total-return field</w:t>
             </w:r>
           </w:p>
@@ -1042,40 +1819,65 @@
       <w:tr>
         <w:tc>
           <w:tcPr>
-            <w:tcW w:type="dxa" w:w="2556"/>
+            <w:tcW w:type="dxa" w:w="2538"/>
           </w:tcPr>
           <w:p>
+            <w:pPr>
+              <w:spacing w:after="60"/>
+            </w:pPr>
             <w:r>
+              <w:rPr>
+                <w:sz w:val="16"/>
+              </w:rPr>
               <w:t>INC-002</w:t>
             </w:r>
           </w:p>
         </w:tc>
         <w:tc>
           <w:tcPr>
-            <w:tcW w:type="dxa" w:w="2556"/>
+            <w:tcW w:type="dxa" w:w="2538"/>
           </w:tcPr>
           <w:p>
+            <w:pPr>
+              <w:spacing w:after="60"/>
+            </w:pPr>
             <w:r>
+              <w:rPr>
+                <w:sz w:val="16"/>
+              </w:rPr>
               <w:t>Duplicate one trade-key row</w:t>
             </w:r>
           </w:p>
         </w:tc>
         <w:tc>
           <w:tcPr>
-            <w:tcW w:type="dxa" w:w="2556"/>
+            <w:tcW w:type="dxa" w:w="2538"/>
           </w:tcPr>
           <w:p>
+            <w:pPr>
+              <w:spacing w:after="60"/>
+            </w:pPr>
             <w:r>
+              <w:rPr>
+                <w:rFonts w:ascii="DejaVu Sans Mono" w:hAnsi="DejaVu Sans Mono"/>
+                <w:sz w:val="16"/>
+              </w:rPr>
               <w:t>unique_keys_trades</w:t>
             </w:r>
           </w:p>
         </w:tc>
         <w:tc>
           <w:tcPr>
-            <w:tcW w:type="dxa" w:w="2556"/>
+            <w:tcW w:type="dxa" w:w="2538"/>
           </w:tcPr>
           <w:p>
+            <w:pPr>
+              <w:spacing w:after="60"/>
+            </w:pPr>
             <w:r>
+              <w:rPr>
+                <w:sz w:val="16"/>
+              </w:rPr>
               <w:t>Restore a unique input snapshot</w:t>
             </w:r>
           </w:p>
@@ -1084,40 +1886,64 @@
       <w:tr>
         <w:tc>
           <w:tcPr>
-            <w:tcW w:type="dxa" w:w="2556"/>
+            <w:tcW w:type="dxa" w:w="2538"/>
           </w:tcPr>
           <w:p>
+            <w:pPr>
+              <w:spacing w:after="60"/>
+            </w:pPr>
             <w:r>
+              <w:rPr>
+                <w:sz w:val="16"/>
+              </w:rPr>
               <w:t>INC-003</w:t>
             </w:r>
           </w:p>
         </w:tc>
         <w:tc>
           <w:tcPr>
-            <w:tcW w:type="dxa" w:w="2556"/>
+            <w:tcW w:type="dxa" w:w="2538"/>
           </w:tcPr>
           <w:p>
+            <w:pPr>
+              <w:spacing w:after="60"/>
+            </w:pPr>
             <w:r>
+              <w:rPr>
+                <w:sz w:val="16"/>
+              </w:rPr>
               <w:t>Set one signal date equal to execution date</w:t>
             </w:r>
           </w:p>
         </w:tc>
         <w:tc>
           <w:tcPr>
-            <w:tcW w:type="dxa" w:w="2556"/>
+            <w:tcW w:type="dxa" w:w="2538"/>
           </w:tcPr>
           <w:p>
+            <w:pPr>
+              <w:spacing w:after="60"/>
+            </w:pPr>
             <w:r>
+              <w:rPr>
+                <w:sz w:val="16"/>
+              </w:rPr>
               <w:t>Chronology or exact risk window</w:t>
             </w:r>
           </w:p>
         </w:tc>
         <w:tc>
           <w:tcPr>
-            <w:tcW w:type="dxa" w:w="2556"/>
+            <w:tcW w:type="dxa" w:w="2538"/>
           </w:tcPr>
           <w:p>
+            <w:pPr>
+              <w:spacing w:after="60"/>
+            </w:pPr>
             <w:r>
+              <w:rPr>
+                <w:sz w:val="16"/>
+              </w:rPr>
               <w:t>Restore the prior-close decision clock</w:t>
             </w:r>
           </w:p>
@@ -1126,40 +1952,65 @@
       <w:tr>
         <w:tc>
           <w:tcPr>
-            <w:tcW w:type="dxa" w:w="2556"/>
+            <w:tcW w:type="dxa" w:w="2538"/>
           </w:tcPr>
           <w:p>
+            <w:pPr>
+              <w:spacing w:after="60"/>
+            </w:pPr>
             <w:r>
+              <w:rPr>
+                <w:sz w:val="16"/>
+              </w:rPr>
               <w:t>INC-004</w:t>
             </w:r>
           </w:p>
         </w:tc>
         <w:tc>
           <w:tcPr>
-            <w:tcW w:type="dxa" w:w="2556"/>
+            <w:tcW w:type="dxa" w:w="2538"/>
           </w:tcPr>
           <w:p>
+            <w:pPr>
+              <w:spacing w:after="60"/>
+            </w:pPr>
             <w:r>
+              <w:rPr>
+                <w:sz w:val="16"/>
+              </w:rPr>
               <w:t>Move 1 percentage point from SPY to prohibited GLD in a No gold proposal</w:t>
             </w:r>
           </w:p>
         </w:tc>
         <w:tc>
           <w:tcPr>
-            <w:tcW w:type="dxa" w:w="2556"/>
+            <w:tcW w:type="dxa" w:w="2538"/>
           </w:tcPr>
           <w:p>
+            <w:pPr>
+              <w:spacing w:after="60"/>
+            </w:pPr>
             <w:r>
+              <w:rPr>
+                <w:rFonts w:ascii="DejaVu Sans Mono" w:hAnsi="DejaVu Sans Mono"/>
+                <w:sz w:val="16"/>
+              </w:rPr>
               <w:t>decision_constraint_bounds</w:t>
             </w:r>
           </w:p>
         </w:tc>
         <w:tc>
           <w:tcPr>
-            <w:tcW w:type="dxa" w:w="2556"/>
+            <w:tcW w:type="dxa" w:w="2538"/>
           </w:tcPr>
           <w:p>
+            <w:pPr>
+              <w:spacing w:after="60"/>
+            </w:pPr>
             <w:r>
+              <w:rPr>
+                <w:sz w:val="16"/>
+              </w:rPr>
               <w:t>Restore the constrained proposal</w:t>
             </w:r>
           </w:p>
@@ -1168,40 +2019,64 @@
       <w:tr>
         <w:tc>
           <w:tcPr>
-            <w:tcW w:type="dxa" w:w="2556"/>
+            <w:tcW w:type="dxa" w:w="2538"/>
           </w:tcPr>
           <w:p>
+            <w:pPr>
+              <w:spacing w:after="60"/>
+            </w:pPr>
             <w:r>
+              <w:rPr>
+                <w:sz w:val="16"/>
+              </w:rPr>
               <w:t>INC-005</w:t>
             </w:r>
           </w:p>
         </w:tc>
         <w:tc>
           <w:tcPr>
-            <w:tcW w:type="dxa" w:w="2556"/>
+            <w:tcW w:type="dxa" w:w="2538"/>
           </w:tcPr>
           <w:p>
+            <w:pPr>
+              <w:spacing w:after="60"/>
+            </w:pPr>
             <w:r>
+              <w:rPr>
+                <w:sz w:val="16"/>
+              </w:rPr>
               <w:t>Add $100 to one saved trade fee without changing notional or holdings</w:t>
             </w:r>
           </w:p>
         </w:tc>
         <w:tc>
           <w:tcPr>
-            <w:tcW w:type="dxa" w:w="2556"/>
+            <w:tcW w:type="dxa" w:w="2538"/>
           </w:tcPr>
           <w:p>
+            <w:pPr>
+              <w:spacing w:after="60"/>
+            </w:pPr>
             <w:r>
+              <w:rPr>
+                <w:sz w:val="16"/>
+              </w:rPr>
               <w:t>Trade cost-formula reconciliation</w:t>
             </w:r>
           </w:p>
         </w:tc>
         <w:tc>
           <w:tcPr>
-            <w:tcW w:type="dxa" w:w="2556"/>
+            <w:tcW w:type="dxa" w:w="2538"/>
           </w:tcPr>
           <w:p>
+            <w:pPr>
+              <w:spacing w:after="60"/>
+            </w:pPr>
             <w:r>
+              <w:rPr>
+                <w:sz w:val="16"/>
+              </w:rPr>
               <w:t>Restore formula-consistent recorded fees</w:t>
             </w:r>
           </w:p>
@@ -1211,7 +2086,16 @@
     <w:p>
       <w:pPr/>
       <w:r>
-        <w:t>INC-001 holds the saved trade ledger fixed while substituting a wrong return definition. The resulting disagreement is a diagnostic illustration, not a self-consistent alternative strategy backtest, observed loss, or measured investment impact. Any aggregate values from a blocked mutated run are diagnostic only and must not be ranked as valid portfolio results.</w:t>
+        <w:t xml:space="preserve">INC-001 holds the saved trade ledger fixed while substituting a wrong return definition. The resulting disagreement is a diagnostic illustration, </w:t>
+      </w:r>
+      <w:r>
+        <w:rPr>
+          <w:b/>
+        </w:rPr>
+        <w:t>not</w:t>
+      </w:r>
+      <w:r>
+        <w:t xml:space="preserve"> a self-consistent alternative strategy backtest, observed loss, or measured investment impact. Any aggregate values from a blocked mutated run are diagnostic only and must not be ranked as valid portfolio results.</w:t>
       </w:r>
     </w:p>
     <w:p>
@@ -1272,7 +2156,7 @@
       </w:pPr>
       <w:r>
         <w:rPr>
-          <w:rFonts w:ascii="Consolas" w:hAnsi="Consolas"/>
+          <w:rFonts w:ascii="DejaVu Sans Mono" w:hAnsi="DejaVu Sans Mono"/>
           <w:sz w:val="16"/>
         </w:rPr>
         <w:t>run_validation(root: Path, overrides: dict | None = None,</w:t>
@@ -1283,7 +2167,25 @@
     <w:p>
       <w:pPr/>
       <w:r>
-        <w:t>Overrides may replace the declared input tables or contract for tests. The result is JSON-safe and contains status, checks, blocker IDs, aggregate metrics, provenance, and limitations. Detailed reconstructed rows are omitted from public JSON. If explicitly requested with output_private, the resolved destination must be under the repository's outputs/oversight_private/ directory; any other destination blocks validation. Economic failures can retain detail there for diagnosis, while structural failures stop before reconstruction.</w:t>
+        <w:t xml:space="preserve">Overrides may replace the declared input tables or contract for tests. The result is JSON-safe and contains status, checks, blocker IDs, aggregate metrics, provenance, and limitations. Detailed reconstructed rows are omitted from public JSON. If explicitly requested with </w:t>
+      </w:r>
+      <w:r>
+        <w:rPr>
+          <w:rFonts w:ascii="DejaVu Sans Mono" w:hAnsi="DejaVu Sans Mono"/>
+        </w:rPr>
+        <w:t>output_private</w:t>
+      </w:r>
+      <w:r>
+        <w:t xml:space="preserve">, the resolved destination must be under the repository's </w:t>
+      </w:r>
+      <w:r>
+        <w:rPr>
+          <w:rFonts w:ascii="DejaVu Sans Mono" w:hAnsi="DejaVu Sans Mono"/>
+        </w:rPr>
+        <w:t>outputs/oversight_private/</w:t>
+      </w:r>
+      <w:r>
+        <w:t xml:space="preserve"> directory; any other destination blocks validation. Economic failures can retain detail there for diagnosis, while structural failures stop before reconstruction.</w:t>
       </w:r>
     </w:p>
     <w:p>
@@ -1298,7 +2200,7 @@
       </w:pPr>
       <w:r>
         <w:rPr>
-          <w:rFonts w:ascii="Consolas" w:hAnsi="Consolas"/>
+          <w:rFonts w:ascii="DejaVu Sans Mono" w:hAnsi="DejaVu Sans Mono"/>
           <w:sz w:val="16"/>
         </w:rPr>
         <w:t>python run_oversight.py</w:t>
@@ -1313,45 +2215,93 @@
     <w:p>
       <w:pPr/>
       <w:r>
-        <w:t>Public aggregate evidence is stored under outputs/oversight/:</w:t>
+        <w:t xml:space="preserve">Public aggregate evidence is stored under </w:t>
+      </w:r>
+      <w:r>
+        <w:rPr>
+          <w:rFonts w:ascii="DejaVu Sans Mono" w:hAnsi="DejaVu Sans Mono"/>
+        </w:rPr>
+        <w:t>outputs/oversight/</w:t>
+      </w:r>
+      <w:r>
+        <w:t>:</w:t>
       </w:r>
     </w:p>
     <w:p>
       <w:pPr>
-        <w:pStyle w:val="ListBullet"/>
+        <w:ind w:left="280" w:hanging="280"/>
       </w:pPr>
       <w:r>
-        <w:t>validation_summary.json: clean-run checks, aggregates, and input provenance.</w:t>
+        <w:t xml:space="preserve">• </w:t>
+      </w:r>
+      <w:r>
+        <w:rPr>
+          <w:rFonts w:ascii="DejaVu Sans Mono" w:hAnsi="DejaVu Sans Mono"/>
+        </w:rPr>
+        <w:t>validation_summary.json</w:t>
+      </w:r>
+      <w:r>
+        <w:t>: clean-run checks, aggregates, and input provenance.</w:t>
       </w:r>
     </w:p>
     <w:p>
       <w:pPr>
-        <w:pStyle w:val="ListBullet"/>
+        <w:ind w:left="280" w:hanging="280"/>
       </w:pPr>
       <w:r>
-        <w:t>incident_summary.json: injection definitions, domain detections, diagnostic aggregate impact, and clean retest.</w:t>
+        <w:t xml:space="preserve">• </w:t>
+      </w:r>
+      <w:r>
+        <w:rPr>
+          <w:rFonts w:ascii="DejaVu Sans Mono" w:hAnsi="DejaVu Sans Mono"/>
+        </w:rPr>
+        <w:t>incident_summary.json</w:t>
+      </w:r>
+      <w:r>
+        <w:t>: injection definitions, domain detections, diagnostic aggregate impact, and clean retest.</w:t>
       </w:r>
     </w:p>
     <w:p>
       <w:pPr>
-        <w:pStyle w:val="ListBullet"/>
+        <w:ind w:left="280" w:hanging="280"/>
       </w:pPr>
       <w:r>
-        <w:t>historical_stress.json: labeled, already-exposed historical windows.</w:t>
+        <w:t xml:space="preserve">• </w:t>
+      </w:r>
+      <w:r>
+        <w:rPr>
+          <w:rFonts w:ascii="DejaVu Sans Mono" w:hAnsi="DejaVu Sans Mono"/>
+        </w:rPr>
+        <w:t>historical_stress.json</w:t>
+      </w:r>
+      <w:r>
+        <w:t>: labeled, already-exposed historical windows.</w:t>
       </w:r>
     </w:p>
     <w:p>
       <w:pPr>
-        <w:pStyle w:val="ListBullet"/>
+        <w:ind w:left="280" w:hanging="280"/>
       </w:pPr>
       <w:r>
-        <w:t>run_receipt.json: timing, input/code hashes, unchanged-input result, and technical release status.</w:t>
+        <w:t xml:space="preserve">• </w:t>
+      </w:r>
+      <w:r>
+        <w:rPr>
+          <w:rFonts w:ascii="DejaVu Sans Mono" w:hAnsi="DejaVu Sans Mono"/>
+        </w:rPr>
+        <w:t>run_receipt.json</w:t>
+      </w:r>
+      <w:r>
+        <w:t>: timing, input/code hashes, unchanged-input result, and technical release status.</w:t>
       </w:r>
     </w:p>
     <w:p>
       <w:pPr>
-        <w:pStyle w:val="ListBullet"/>
+        <w:ind w:left="280" w:hanging="280"/>
       </w:pPr>
+      <w:r>
+        <w:t xml:space="preserve">• </w:t>
+      </w:r>
       <w:r>
         <w:t>Workbook, memo, dashboard, and interview-guide renderings: presentation artifacts built from aggregate evidence and clearly labeled synthetic illustrations.</w:t>
       </w:r>
@@ -1385,10 +2335,57 @@
     <w:p>
       <w:pPr/>
       <w:r>
-        <w:t>The useful result is a transparent, reproducible separation of investment trade-offs, accounting/control evidence, and operational exceptions. Keeping those categories distinct is the core oversight discipline.</w:t>
+        <w:t xml:space="preserve">The useful result is a transparent, reproducible separation of </w:t>
+      </w:r>
+      <w:r>
+        <w:rPr>
+          <w:b/>
+        </w:rPr>
+        <w:t>investment trade-offs</w:t>
+      </w:r>
+      <w:r>
+        <w:t xml:space="preserve">, </w:t>
+      </w:r>
+      <w:r>
+        <w:rPr>
+          <w:b/>
+        </w:rPr>
+        <w:t>accounting/control evidence</w:t>
+      </w:r>
+      <w:r>
+        <w:t xml:space="preserve">, and </w:t>
+      </w:r>
+      <w:r>
+        <w:rPr>
+          <w:b/>
+        </w:rPr>
+        <w:t>operational exceptions</w:t>
+      </w:r>
+      <w:r>
+        <w:t>. Keeping those categories distinct is the core oversight discipline.</w:t>
+      </w:r>
+    </w:p>
+    <w:p>
+      <w:pPr/>
+      <w:r>
+        <w:t xml:space="preserve">For worked calculations and source-level exercises covering these distinctions, see the </w:t>
+      </w:r>
+      <w:hyperlink r:id="rId15">
+        <w:r>
+          <w:rPr>
+            <w:color w:val="006B65"/>
+            <w:u w:val="single"/>
+          </w:rPr>
+          <w:t>question-first interview rehearsal</w:t>
+        </w:r>
+      </w:hyperlink>
+      <w:r>
+        <w:t>. Its invented two-asset figures are teaching fixtures, not additional empirical portfolio results.</w:t>
       </w:r>
     </w:p>
     <w:sectPr>
+      <w:headerReference w:type="default" r:id="rId9"/>
+      <w:footerReference w:type="default" r:id="rId10"/>
       <w:pgSz w:w="12240" w:h="15840"/>
       <w:pgMar w:top="1008" w:right="1008" w:bottom="936" w:left="1008" w:header="720" w:footer="720" w:gutter="0"/>
       <w:cols w:space="720"/>
@@ -1396,6 +2393,39 @@
     </w:sectPr>
   </w:body>
 </w:document>
+</file>
+
+<file path=word/footer1.xml><?xml version="1.0" encoding="utf-8"?>
+<w:ftr xmlns:m="http://schemas.openxmlformats.org/officeDocument/2006/math" xmlns:mc="http://schemas.openxmlformats.org/markup-compatibility/2006" xmlns:mo="http://schemas.microsoft.com/office/mac/office/2008/main" xmlns:mv="urn:schemas-microsoft-com:mac:vml" xmlns:o="urn:schemas-microsoft-com:office:office" xmlns:r="http://schemas.openxmlformats.org/officeDocument/2006/relationships" xmlns:v="urn:schemas-microsoft-com:vml" xmlns:w10="urn:schemas-microsoft-com:office:word" xmlns:w14="http://schemas.microsoft.com/office/word/2010/wordml" xmlns:w="http://schemas.openxmlformats.org/wordprocessingml/2006/main" xmlns:wne="http://schemas.microsoft.com/office/word/2006/wordml" xmlns:wp14="http://schemas.microsoft.com/office/word/2010/wordprocessingDrawing" xmlns:wp="http://schemas.openxmlformats.org/drawingml/2006/wordprocessingDrawing" xmlns:wpc="http://schemas.microsoft.com/office/word/2010/wordprocessingCanvas" xmlns:wpg="http://schemas.microsoft.com/office/word/2010/wordprocessingGroup" xmlns:wpi="http://schemas.microsoft.com/office/word/2010/wordprocessingInk" xmlns:wps="http://schemas.microsoft.com/office/word/2010/wordprocessingShape" mc:Ignorable="w14 wp14">
+  <w:p>
+    <w:pPr>
+      <w:pStyle w:val="Footer"/>
+    </w:pPr>
+    <w:r>
+      <w:rPr>
+        <w:sz w:val="16"/>
+      </w:rPr>
+      <w:t xml:space="preserve">Josh Gutierrez | Oversight Methodology | Page </w:t>
+    </w:r>
+    <w:fldSimple w:instr="PAGE"/>
+  </w:p>
+</w:ftr>
+</file>
+
+<file path=word/header1.xml><?xml version="1.0" encoding="utf-8"?>
+<w:hdr xmlns:m="http://schemas.openxmlformats.org/officeDocument/2006/math" xmlns:mc="http://schemas.openxmlformats.org/markup-compatibility/2006" xmlns:mo="http://schemas.microsoft.com/office/mac/office/2008/main" xmlns:mv="urn:schemas-microsoft-com:mac:vml" xmlns:o="urn:schemas-microsoft-com:office:office" xmlns:r="http://schemas.openxmlformats.org/officeDocument/2006/relationships" xmlns:v="urn:schemas-microsoft-com:vml" xmlns:w10="urn:schemas-microsoft-com:office:word" xmlns:w14="http://schemas.microsoft.com/office/word/2010/wordml" xmlns:w="http://schemas.openxmlformats.org/wordprocessingml/2006/main" xmlns:wne="http://schemas.microsoft.com/office/word/2006/wordml" xmlns:wp14="http://schemas.microsoft.com/office/word/2010/wordprocessingDrawing" xmlns:wp="http://schemas.openxmlformats.org/drawingml/2006/wordprocessingDrawing" xmlns:wpc="http://schemas.microsoft.com/office/word/2010/wordprocessingCanvas" xmlns:wpg="http://schemas.microsoft.com/office/word/2010/wordprocessingGroup" xmlns:wpi="http://schemas.microsoft.com/office/word/2010/wordprocessingInk" xmlns:wps="http://schemas.microsoft.com/office/word/2010/wordprocessingShape" mc:Ignorable="w14 wp14">
+  <w:p>
+    <w:pPr>
+      <w:pStyle w:val="Header"/>
+    </w:pPr>
+    <w:r>
+      <w:rPr>
+        <w:sz w:val="16"/>
+      </w:rPr>
+      <w:t>PORTFOLIO OVERSIGHT LAB</w:t>
+    </w:r>
+  </w:p>
+</w:hdr>
 </file>
 
 <file path=word/numbering.xml><?xml version="1.0" encoding="utf-8"?>
@@ -1765,7 +2795,7 @@
       <w:spacing w:after="120"/>
     </w:pPr>
     <w:rPr>
-      <w:rFonts w:ascii="Calibri" w:hAnsi="Calibri"/>
+      <w:rFonts w:ascii="DejaVu Sans" w:hAnsi="DejaVu Sans"/>
       <w:sz w:val="20"/>
     </w:rPr>
   </w:style>
@@ -1828,10 +2858,10 @@
       <w:outlineLvl w:val="0"/>
     </w:pPr>
     <w:rPr>
-      <w:rFonts w:asciiTheme="majorHAnsi" w:eastAsiaTheme="majorEastAsia" w:hAnsiTheme="majorHAnsi" w:cstheme="majorBidi"/>
+      <w:rFonts w:asciiTheme="majorHAnsi" w:eastAsiaTheme="majorEastAsia" w:hAnsiTheme="majorHAnsi" w:cstheme="majorBidi" w:ascii="DejaVu Sans" w:hAnsi="DejaVu Sans"/>
       <w:b/>
       <w:bCs/>
-      <w:color w:val="365F91" w:themeColor="accent1" w:themeShade="BF"/>
+      <w:color w:val="142D42"/>
       <w:sz w:val="28"/>
       <w:szCs w:val="28"/>
     </w:rPr>
@@ -1852,10 +2882,10 @@
       <w:outlineLvl w:val="1"/>
     </w:pPr>
     <w:rPr>
-      <w:rFonts w:asciiTheme="majorHAnsi" w:eastAsiaTheme="majorEastAsia" w:hAnsiTheme="majorHAnsi" w:cstheme="majorBidi"/>
+      <w:rFonts w:asciiTheme="majorHAnsi" w:eastAsiaTheme="majorEastAsia" w:hAnsiTheme="majorHAnsi" w:cstheme="majorBidi" w:ascii="DejaVu Sans" w:hAnsi="DejaVu Sans"/>
       <w:b/>
       <w:bCs/>
-      <w:color w:val="4F81BD" w:themeColor="accent1"/>
+      <w:color w:val="142D42"/>
       <w:sz w:val="26"/>
       <w:szCs w:val="26"/>
     </w:rPr>
@@ -1876,10 +2906,10 @@
       <w:outlineLvl w:val="2"/>
     </w:pPr>
     <w:rPr>
-      <w:rFonts w:asciiTheme="majorHAnsi" w:eastAsiaTheme="majorEastAsia" w:hAnsiTheme="majorHAnsi" w:cstheme="majorBidi"/>
+      <w:rFonts w:asciiTheme="majorHAnsi" w:eastAsiaTheme="majorEastAsia" w:hAnsiTheme="majorHAnsi" w:cstheme="majorBidi" w:ascii="DejaVu Sans" w:hAnsi="DejaVu Sans"/>
       <w:b/>
       <w:bCs/>
-      <w:color w:val="4F81BD" w:themeColor="accent1"/>
+      <w:color w:val="142D42"/>
     </w:rPr>
   </w:style>
   <w:style w:type="paragraph" w:styleId="Heading4">
@@ -2117,8 +3147,8 @@
       <w:contextualSpacing/>
     </w:pPr>
     <w:rPr>
-      <w:rFonts w:asciiTheme="majorHAnsi" w:eastAsiaTheme="majorEastAsia" w:hAnsiTheme="majorHAnsi" w:cstheme="majorBidi"/>
-      <w:color w:val="17365D" w:themeColor="text2" w:themeShade="BF"/>
+      <w:rFonts w:asciiTheme="majorHAnsi" w:eastAsiaTheme="majorEastAsia" w:hAnsiTheme="majorHAnsi" w:cstheme="majorBidi" w:ascii="DejaVu Sans" w:hAnsi="DejaVu Sans"/>
+      <w:color w:val="142D42"/>
       <w:spacing w:val="5"/>
       <w:kern w:val="28"/>
       <w:sz w:val="52"/>
